--- a/Results.docx
+++ b/Results.docx
@@ -7,13 +7,7 @@
         <w:pStyle w:val="Title"/>
       </w:pPr>
       <w:r>
-        <w:t xml:space="preserve">Descriptive</w:t>
-      </w:r>
-      <w:r>
-        <w:t xml:space="preserve"> </w:t>
-      </w:r>
-      <w:r>
-        <w:t xml:space="preserve">Results</w:t>
+        <w:t xml:space="preserve">Descriptive Results</w:t>
       </w:r>
     </w:p>
     <w:p>
@@ -21,13 +15,7 @@
         <w:pStyle w:val="Author"/>
       </w:pPr>
       <w:r>
-        <w:t xml:space="preserve">Juliana</w:t>
-      </w:r>
-      <w:r>
-        <w:t xml:space="preserve"> </w:t>
-      </w:r>
-      <w:r>
-        <w:t xml:space="preserve">Balluffi-Fry</w:t>
+        <w:t xml:space="preserve">Juliana Balluffi-Fry</w:t>
       </w:r>
     </w:p>
     <w:p>
@@ -51,10 +39,14 @@
         <w:pStyle w:val="BodyText"/>
       </w:pPr>
       <w:r>
-        <w:t xml:space="preserve">Average hare densities during our study period were 0.43 ± 0.31 hares/ha, reaching a maximum of 1.1 hares/ha in 2017 and a minimum of 0.04 hares/ha in 2021 (Figure 1A). Hares experienced, on average, a 23.85 ± 10.5% chance of being predated per month. Monthly mortality rates ranged from 0 to 52.9% (Figure 1B). Temperatures varied week to week within each winter, ranging from -35 to 3.6 °C (-15.6 ± 7.5 °C; Figure 1C). Weekly snow depths beginning in January started at 15.9 cm and reach up to 78.2 cm (42.7 ± 16 cm). The pattern of snow accumulation differed between winters: some experienced gradual increases (e.g., 2018 and 2019), while others had heavy and sudden snow falls that dramatic increased the snow depth (e.g., 2017 and 2020). Additionally, in 2016 and 2019, which were warmer on average, snow began to melt in March. The lowest soluble biomass of willow found was 9.1 kg/hectare, and the highest was 35.4 kg/hectare (27.3 ± 8.1 kg/hectare). Generally, willow availability declined over winter (Figure 1D).</w:t>
+        <w:t xml:space="preserve">Average hare densities during our study period (2016 - 2019) were 0.59 ± 0.26 hares/ha, reaching a maximum of 1.1 hares/ha in 2017 and a minimum of 0.18 hares/ha in 2019 (Figure 1A). Hares experienced, on average, a 0.22 ± 0.1% chance of being predated per month. Monthly mortality rates ranged from 0.112 to 0.31% (Figure 1B). Temperatures varied week to week within each winter, ranging from -33 to 3.6 °C (mean = -14.3 ± 7.6 °C; Figure 1C). The lowest available biomass of willow found was 17.9 kg/hectare, and the highest was 35.4 kg/hectare, averaging at 30.3 ± 5.4 kg/hectare. Twig availability generally decreases in response to snow depth, which was 37 ± 11.9 cm on average, and thus declined over winter (Figure 1D). The pattern of snow accumulation differed between winters: some experienced gradual increases (e.g., 2018 and 2019), while others had heavy and sudden snow falls that dramatic increased the snow depth (e.g., 2017), each affecting patterns of twig availability differently. Additionally, in 2016 and 2019, which were warmer on average, snow began to melt in March.</w:t>
       </w:r>
     </w:p>
-    <w:sectPr/>
+    <w:sectPr>
+      <w:footnotePr>
+        <w:numRestart w:val="eachSect"/>
+      </w:footnotePr>
+    </w:sectPr>
   </w:body>
 </w:document>
 </file>
@@ -85,14 +77,14 @@
 <file path=word/numbering.xml><?xml version="1.0" encoding="utf-8"?>
 <w:numbering xmlns:w="http://schemas.openxmlformats.org/wordprocessingml/2006/main">
   <w:abstractNum w:abstractNumId="990">
-    <w:nsid w:val="A990"/>
+    <w:nsid w:val="0000A990"/>
     <w:multiLevelType w:val="multilevel"/>
     <w:lvl w:ilvl="0">
       <w:numFmt w:val="bullet"/>
       <w:lvlText w:val=" "/>
       <w:lvlJc w:val="left"/>
       <w:pPr>
-        <w:ind w:left="720" w:hanging="480"/>
+        <w:ind w:left="720" w:hanging="360"/>
       </w:pPr>
     </w:lvl>
     <w:lvl w:ilvl="1">
@@ -100,7 +92,7 @@
       <w:lvlText w:val=" "/>
       <w:lvlJc w:val="left"/>
       <w:pPr>
-        <w:ind w:left="1440" w:hanging="480"/>
+        <w:ind w:left="1440" w:hanging="360"/>
       </w:pPr>
     </w:lvl>
     <w:lvl w:ilvl="2">
@@ -108,7 +100,7 @@
       <w:lvlText w:val=" "/>
       <w:lvlJc w:val="left"/>
       <w:pPr>
-        <w:ind w:left="2160" w:hanging="480"/>
+        <w:ind w:left="2160" w:hanging="360"/>
       </w:pPr>
     </w:lvl>
     <w:lvl w:ilvl="3">
@@ -116,7 +108,7 @@
       <w:lvlText w:val=" "/>
       <w:lvlJc w:val="left"/>
       <w:pPr>
-        <w:ind w:left="2880" w:hanging="480"/>
+        <w:ind w:left="2880" w:hanging="360"/>
       </w:pPr>
     </w:lvl>
     <w:lvl w:ilvl="4">
@@ -124,7 +116,7 @@
       <w:lvlText w:val=" "/>
       <w:lvlJc w:val="left"/>
       <w:pPr>
-        <w:ind w:left="3600" w:hanging="480"/>
+        <w:ind w:left="3600" w:hanging="360"/>
       </w:pPr>
     </w:lvl>
     <w:lvl w:ilvl="5">
@@ -132,7 +124,7 @@
       <w:lvlText w:val=" "/>
       <w:lvlJc w:val="left"/>
       <w:pPr>
-        <w:ind w:left="4320" w:hanging="480"/>
+        <w:ind w:left="4320" w:hanging="360"/>
       </w:pPr>
     </w:lvl>
     <w:lvl w:ilvl="6">
@@ -140,7 +132,7 @@
       <w:lvlText w:val=" "/>
       <w:lvlJc w:val="left"/>
       <w:pPr>
-        <w:ind w:left="5040" w:hanging="480"/>
+        <w:ind w:left="5040" w:hanging="360"/>
       </w:pPr>
     </w:lvl>
     <w:lvl w:ilvl="7">
@@ -148,7 +140,7 @@
       <w:lvlText w:val=" "/>
       <w:lvlJc w:val="left"/>
       <w:pPr>
-        <w:ind w:left="5760" w:hanging="480"/>
+        <w:ind w:left="5760" w:hanging="360"/>
       </w:pPr>
     </w:lvl>
     <w:lvl w:ilvl="8">
@@ -156,7 +148,7 @@
       <w:lvlText w:val=" "/>
       <w:lvlJc w:val="left"/>
       <w:pPr>
-        <w:ind w:left="6480" w:hanging="480"/>
+        <w:ind w:left="6480" w:hanging="360"/>
       </w:pPr>
     </w:lvl>
   </w:abstractNum>
@@ -171,10 +163,10 @@
   <w:docDefaults>
     <w:rPrDefault>
       <w:rPr>
-        <w:rFonts w:asciiTheme="minorHAnsi" w:cstheme="minorBidi" w:eastAsiaTheme="minorHAnsi" w:hAnsiTheme="minorHAnsi"/>
+        <w:rFonts w:asciiTheme="minorHAnsi" w:cstheme="minorBidi" w:eastAsiaTheme="minorEastAsia" w:hAnsiTheme="minorHAnsi"/>
         <w:sz w:val="24"/>
         <w:szCs w:val="24"/>
-        <w:lang w:bidi="ar-SA" w:eastAsia="en-US" w:val="en-US"/>
+        <w:lang w:bidi="ar-SA" w:eastAsia="zh-CN" w:val="en-US"/>
       </w:rPr>
     </w:rPrDefault>
     <w:pPrDefault>
@@ -192,10 +184,10 @@
     <w:name w:val="Body Text"/>
     <w:basedOn w:val="Normal"/>
     <w:link w:val="BodyTextChar"/>
+    <w:qFormat/>
     <w:pPr>
       <w:spacing w:after="180" w:before="180"/>
     </w:pPr>
-    <w:qFormat/>
   </w:style>
   <w:style w:customStyle="1" w:styleId="FirstParagraph" w:type="paragraph">
     <w:name w:val="First Paragraph"/>
@@ -215,57 +207,111 @@
     <w:name w:val="Title"/>
     <w:basedOn w:val="Normal"/>
     <w:next w:val="BodyText"/>
-    <w:qFormat/>
-    <w:pPr>
-      <w:keepNext/>
-      <w:keepLines/>
-      <w:spacing w:after="240" w:before="480"/>
+    <w:link w:val="TitleChar"/>
+    <w:uiPriority w:val="10"/>
+    <w:qFormat/>
+    <w:rsid w:val="00A10FD9"/>
+    <w:pPr>
+      <w:spacing w:after="80" w:line="240" w:lineRule="auto"/>
+      <w:contextualSpacing/>
       <w:jc w:val="center"/>
     </w:pPr>
     <w:rPr>
       <w:rFonts w:asciiTheme="majorHAnsi" w:cstheme="majorBidi" w:eastAsiaTheme="majorEastAsia" w:hAnsiTheme="majorHAnsi"/>
-      <w:b/>
-      <w:bCs/>
-      <w:color w:themeColor="accent1" w:themeShade="B5" w:val="345A8A"/>
-      <w:sz w:val="36"/>
-      <w:szCs w:val="36"/>
+      <w:sz w:val="56"/>
+      <w:szCs w:val="56"/>
+    </w:rPr>
+  </w:style>
+  <w:style w:customStyle="1" w:styleId="TitleChar" w:type="character">
+    <w:name w:val="Title Char"/>
+    <w:basedOn w:val="DefaultParagraphFont"/>
+    <w:link w:val="Title"/>
+    <w:uiPriority w:val="10"/>
+    <w:rsid w:val="00A10FD9"/>
+    <w:rPr>
+      <w:rFonts w:asciiTheme="majorHAnsi" w:cstheme="majorBidi" w:eastAsiaTheme="majorEastAsia" w:hAnsiTheme="majorHAnsi"/>
+      <w:sz w:val="56"/>
+      <w:szCs w:val="56"/>
     </w:rPr>
   </w:style>
   <w:style w:styleId="Subtitle" w:type="paragraph">
     <w:name w:val="Subtitle"/>
     <w:basedOn w:val="Title"/>
     <w:next w:val="BodyText"/>
-    <w:qFormat/>
-    <w:pPr>
-      <w:keepNext/>
-      <w:keepLines/>
-      <w:spacing w:after="240" w:before="240"/>
-      <w:jc w:val="center"/>
-    </w:pPr>
-    <w:rPr>
-      <w:sz w:val="30"/>
-      <w:szCs w:val="30"/>
+    <w:link w:val="SubtitleChar"/>
+    <w:uiPriority w:val="11"/>
+    <w:qFormat/>
+    <w:rsid w:val="00A10FD9"/>
+    <w:pPr>
+      <w:numPr>
+        <w:ilvl w:val="1"/>
+      </w:numPr>
+    </w:pPr>
+    <w:rPr>
+      <w:rFonts w:cstheme="majorBidi" w:eastAsiaTheme="majorEastAsia"/>
+      <w:spacing w:val="15"/>
+      <w:sz w:val="28"/>
+      <w:szCs w:val="28"/>
+    </w:rPr>
+  </w:style>
+  <w:style w:customStyle="1" w:styleId="SubtitleChar" w:type="character">
+    <w:name w:val="Subtitle Char"/>
+    <w:basedOn w:val="DefaultParagraphFont"/>
+    <w:link w:val="Subtitle"/>
+    <w:uiPriority w:val="11"/>
+    <w:rsid w:val="00A10FD9"/>
+    <w:rPr>
+      <w:rFonts w:cstheme="majorBidi" w:eastAsiaTheme="majorEastAsia"/>
+      <w:color w:themeColor="text1" w:themeTint="A6" w:val="595959"/>
+      <w:spacing w:val="15"/>
+      <w:sz w:val="28"/>
+      <w:szCs w:val="28"/>
     </w:rPr>
   </w:style>
   <w:style w:customStyle="1" w:styleId="Author" w:type="paragraph">
     <w:name w:val="Author"/>
+    <w:basedOn w:val="Title"/>
     <w:next w:val="BodyText"/>
     <w:qFormat/>
     <w:pPr>
       <w:keepNext/>
       <w:keepLines/>
-      <w:jc w:val="center"/>
-    </w:pPr>
+    </w:pPr>
+    <w:rPr>
+      <w:sz w:val="24"/>
+      <w:szCs w:val="24"/>
+    </w:rPr>
   </w:style>
   <w:style w:styleId="Date" w:type="paragraph">
     <w:name w:val="Date"/>
+    <w:basedOn w:val="Title"/>
     <w:next w:val="BodyText"/>
     <w:qFormat/>
     <w:pPr>
       <w:keepNext/>
       <w:keepLines/>
+    </w:pPr>
+    <w:rPr>
+      <w:sz w:val="24"/>
+      <w:szCs w:val="24"/>
+    </w:rPr>
+  </w:style>
+  <w:style w:customStyle="1" w:styleId="AbstractTitle" w:type="paragraph">
+    <w:name w:val="Abstract Title"/>
+    <w:basedOn w:val="Normal"/>
+    <w:next w:val="Abstract"/>
+    <w:qFormat/>
+    <w:pPr>
+      <w:keepNext/>
+      <w:keepLines/>
+      <w:spacing w:after="0" w:before="300"/>
       <w:jc w:val="center"/>
     </w:pPr>
+    <w:rPr>
+      <w:b/>
+      <w:sz w:val="20"/>
+      <w:szCs w:val="20"/>
+    </w:rPr>
   </w:style>
   <w:style w:customStyle="1" w:styleId="Abstract" w:type="paragraph">
     <w:name w:val="Abstract"/>
@@ -275,7 +321,7 @@
     <w:pPr>
       <w:keepNext/>
       <w:keepLines/>
-      <w:spacing w:after="300" w:before="300"/>
+      <w:spacing w:after="300" w:before="100"/>
     </w:pPr>
     <w:rPr>
       <w:sz w:val="20"/>
@@ -291,191 +337,321 @@
     <w:rPr/>
   </w:style>
   <w:style w:styleId="Heading1" w:type="paragraph">
-    <w:name w:val="Heading 1"/>
-    <w:basedOn w:val="Normal"/>
-    <w:next w:val="BodyText"/>
-    <w:uiPriority w:val="9"/>
-    <w:qFormat/>
+    <w:name w:val="heading 1"/>
+    <w:basedOn w:val="Normal"/>
+    <w:next w:val="BodyText"/>
+    <w:link w:val="Heading1Char"/>
+    <w:uiPriority w:val="9"/>
+    <w:qFormat/>
+    <w:rsid w:val="00A10FD9"/>
     <w:pPr>
       <w:keepNext/>
       <w:keepLines/>
-      <w:spacing w:after="0" w:before="480"/>
+      <w:spacing w:after="80" w:before="360"/>
       <w:outlineLvl w:val="0"/>
     </w:pPr>
     <w:rPr>
       <w:rFonts w:asciiTheme="majorHAnsi" w:cstheme="majorBidi" w:eastAsiaTheme="majorEastAsia" w:hAnsiTheme="majorHAnsi"/>
-      <w:b/>
-      <w:bCs/>
-      <w:color w:themeColor="accent1" w:val="4F81BD"/>
+      <w:color w:themeColor="accent1" w:themeShade="BF" w:val="0F4761"/>
+      <w:sz w:val="40"/>
+      <w:szCs w:val="40"/>
+    </w:rPr>
+  </w:style>
+  <w:style w:styleId="Heading2" w:type="paragraph">
+    <w:name w:val="heading 2"/>
+    <w:basedOn w:val="Normal"/>
+    <w:next w:val="BodyText"/>
+    <w:link w:val="Heading2Char"/>
+    <w:uiPriority w:val="9"/>
+    <w:semiHidden/>
+    <w:unhideWhenUsed/>
+    <w:qFormat/>
+    <w:rsid w:val="00A10FD9"/>
+    <w:pPr>
+      <w:keepNext/>
+      <w:keepLines/>
+      <w:spacing w:after="80" w:before="160"/>
+      <w:outlineLvl w:val="1"/>
+    </w:pPr>
+    <w:rPr>
+      <w:rFonts w:asciiTheme="majorHAnsi" w:cstheme="majorBidi" w:eastAsiaTheme="majorEastAsia" w:hAnsiTheme="majorHAnsi"/>
+      <w:color w:themeColor="accent1" w:themeShade="BF" w:val="0F4761"/>
       <w:sz w:val="32"/>
       <w:szCs w:val="32"/>
     </w:rPr>
   </w:style>
-  <w:style w:styleId="Heading2" w:type="paragraph">
-    <w:name w:val="Heading 2"/>
-    <w:basedOn w:val="Normal"/>
-    <w:next w:val="BodyText"/>
-    <w:uiPriority w:val="9"/>
+  <w:style w:styleId="Heading3" w:type="paragraph">
+    <w:name w:val="heading 3"/>
+    <w:basedOn w:val="Normal"/>
+    <w:next w:val="BodyText"/>
+    <w:link w:val="Heading3Char"/>
+    <w:uiPriority w:val="9"/>
+    <w:semiHidden/>
     <w:unhideWhenUsed/>
     <w:qFormat/>
+    <w:rsid w:val="00A10FD9"/>
     <w:pPr>
       <w:keepNext/>
       <w:keepLines/>
-      <w:spacing w:after="0" w:before="200"/>
-      <w:outlineLvl w:val="1"/>
-    </w:pPr>
-    <w:rPr>
-      <w:rFonts w:asciiTheme="majorHAnsi" w:cstheme="majorBidi" w:eastAsiaTheme="majorEastAsia" w:hAnsiTheme="majorHAnsi"/>
-      <w:b/>
-      <w:bCs/>
-      <w:color w:themeColor="accent1" w:val="4F81BD"/>
+      <w:spacing w:after="80" w:before="160"/>
+      <w:outlineLvl w:val="2"/>
+    </w:pPr>
+    <w:rPr>
+      <w:rFonts w:cstheme="majorBidi" w:eastAsiaTheme="majorEastAsia"/>
+      <w:color w:themeColor="accent1" w:themeShade="BF" w:val="0F4761"/>
       <w:sz w:val="28"/>
       <w:szCs w:val="28"/>
     </w:rPr>
   </w:style>
-  <w:style w:styleId="Heading3" w:type="paragraph">
-    <w:name w:val="Heading 3"/>
-    <w:basedOn w:val="Normal"/>
-    <w:next w:val="BodyText"/>
-    <w:uiPriority w:val="9"/>
+  <w:style w:styleId="Heading4" w:type="paragraph">
+    <w:name w:val="heading 4"/>
+    <w:basedOn w:val="Normal"/>
+    <w:next w:val="BodyText"/>
+    <w:link w:val="Heading4Char"/>
+    <w:uiPriority w:val="9"/>
+    <w:semiHidden/>
     <w:unhideWhenUsed/>
     <w:qFormat/>
+    <w:rsid w:val="00A10FD9"/>
     <w:pPr>
       <w:keepNext/>
       <w:keepLines/>
-      <w:spacing w:after="0" w:before="200"/>
-      <w:outlineLvl w:val="2"/>
-    </w:pPr>
+      <w:spacing w:after="40" w:before="80"/>
+      <w:outlineLvl w:val="3"/>
+    </w:pPr>
+    <w:rPr>
+      <w:rFonts w:cstheme="majorBidi" w:eastAsiaTheme="majorEastAsia"/>
+      <w:i/>
+      <w:iCs/>
+      <w:color w:themeColor="accent1" w:themeShade="BF" w:val="0F4761"/>
+    </w:rPr>
+  </w:style>
+  <w:style w:styleId="Heading5" w:type="paragraph">
+    <w:name w:val="heading 5"/>
+    <w:basedOn w:val="Normal"/>
+    <w:next w:val="BodyText"/>
+    <w:link w:val="Heading5Char"/>
+    <w:uiPriority w:val="9"/>
+    <w:semiHidden/>
+    <w:unhideWhenUsed/>
+    <w:qFormat/>
+    <w:rsid w:val="00A10FD9"/>
+    <w:pPr>
+      <w:keepNext/>
+      <w:keepLines/>
+      <w:spacing w:after="40" w:before="80"/>
+      <w:outlineLvl w:val="4"/>
+    </w:pPr>
+    <w:rPr>
+      <w:rFonts w:cstheme="majorBidi" w:eastAsiaTheme="majorEastAsia"/>
+      <w:color w:themeColor="accent1" w:themeShade="BF" w:val="0F4761"/>
+    </w:rPr>
+  </w:style>
+  <w:style w:styleId="Heading6" w:type="paragraph">
+    <w:name w:val="heading 6"/>
+    <w:basedOn w:val="Normal"/>
+    <w:next w:val="BodyText"/>
+    <w:link w:val="Heading6Char"/>
+    <w:uiPriority w:val="9"/>
+    <w:semiHidden/>
+    <w:unhideWhenUsed/>
+    <w:qFormat/>
+    <w:rsid w:val="00A10FD9"/>
+    <w:pPr>
+      <w:keepNext/>
+      <w:keepLines/>
+      <w:spacing w:after="0" w:before="40"/>
+      <w:outlineLvl w:val="5"/>
+    </w:pPr>
+    <w:rPr>
+      <w:rFonts w:cstheme="majorBidi" w:eastAsiaTheme="majorEastAsia"/>
+      <w:i/>
+      <w:iCs/>
+      <w:color w:themeColor="text1" w:themeTint="A6" w:val="595959"/>
+    </w:rPr>
+  </w:style>
+  <w:style w:styleId="Heading7" w:type="paragraph">
+    <w:name w:val="heading 7"/>
+    <w:basedOn w:val="Normal"/>
+    <w:next w:val="BodyText"/>
+    <w:link w:val="Heading7Char"/>
+    <w:uiPriority w:val="9"/>
+    <w:semiHidden/>
+    <w:unhideWhenUsed/>
+    <w:qFormat/>
+    <w:rsid w:val="00A10FD9"/>
+    <w:pPr>
+      <w:keepNext/>
+      <w:keepLines/>
+      <w:spacing w:after="0" w:before="40"/>
+      <w:outlineLvl w:val="6"/>
+    </w:pPr>
+    <w:rPr>
+      <w:rFonts w:cstheme="majorBidi" w:eastAsiaTheme="majorEastAsia"/>
+      <w:color w:themeColor="text1" w:themeTint="A6" w:val="595959"/>
+    </w:rPr>
+  </w:style>
+  <w:style w:styleId="Heading8" w:type="paragraph">
+    <w:name w:val="heading 8"/>
+    <w:basedOn w:val="Normal"/>
+    <w:next w:val="BodyText"/>
+    <w:link w:val="Heading8Char"/>
+    <w:uiPriority w:val="9"/>
+    <w:semiHidden/>
+    <w:unhideWhenUsed/>
+    <w:qFormat/>
+    <w:rsid w:val="00A10FD9"/>
+    <w:pPr>
+      <w:keepNext/>
+      <w:keepLines/>
+      <w:spacing w:after="0"/>
+      <w:outlineLvl w:val="7"/>
+    </w:pPr>
+    <w:rPr>
+      <w:rFonts w:cstheme="majorBidi" w:eastAsiaTheme="majorEastAsia"/>
+      <w:i/>
+      <w:iCs/>
+      <w:color w:themeColor="text1" w:themeTint="D8" w:val="272727"/>
+    </w:rPr>
+  </w:style>
+  <w:style w:styleId="Heading9" w:type="paragraph">
+    <w:name w:val="heading 9"/>
+    <w:basedOn w:val="Normal"/>
+    <w:next w:val="BodyText"/>
+    <w:link w:val="Heading9Char"/>
+    <w:uiPriority w:val="9"/>
+    <w:semiHidden/>
+    <w:unhideWhenUsed/>
+    <w:qFormat/>
+    <w:rsid w:val="00A10FD9"/>
+    <w:pPr>
+      <w:keepNext/>
+      <w:keepLines/>
+      <w:spacing w:after="0"/>
+      <w:outlineLvl w:val="8"/>
+    </w:pPr>
+    <w:rPr>
+      <w:rFonts w:cstheme="majorBidi" w:eastAsiaTheme="majorEastAsia"/>
+      <w:color w:themeColor="text1" w:themeTint="D8" w:val="272727"/>
+    </w:rPr>
+  </w:style>
+  <w:style w:customStyle="1" w:styleId="Heading1Char" w:type="character">
+    <w:name w:val="Heading 1 Char"/>
+    <w:basedOn w:val="DefaultParagraphFont"/>
+    <w:link w:val="Heading1"/>
+    <w:uiPriority w:val="9"/>
+    <w:rsid w:val="00A10FD9"/>
     <w:rPr>
       <w:rFonts w:asciiTheme="majorHAnsi" w:cstheme="majorBidi" w:eastAsiaTheme="majorEastAsia" w:hAnsiTheme="majorHAnsi"/>
-      <w:b/>
-      <w:bCs/>
-      <w:color w:themeColor="accent1" w:val="4F81BD"/>
-      <w:sz w:val="24"/>
-      <w:szCs w:val="24"/>
-    </w:rPr>
-  </w:style>
-  <w:style w:styleId="Heading4" w:type="paragraph">
-    <w:name w:val="Heading 4"/>
-    <w:basedOn w:val="Normal"/>
-    <w:next w:val="BodyText"/>
-    <w:uiPriority w:val="9"/>
-    <w:unhideWhenUsed/>
-    <w:qFormat/>
-    <w:pPr>
-      <w:keepNext/>
-      <w:keepLines/>
-      <w:spacing w:after="0" w:before="200"/>
-      <w:outlineLvl w:val="3"/>
-    </w:pPr>
+      <w:color w:themeColor="accent1" w:themeShade="BF" w:val="0F4761"/>
+      <w:sz w:val="40"/>
+      <w:szCs w:val="40"/>
+    </w:rPr>
+  </w:style>
+  <w:style w:customStyle="1" w:styleId="Heading2Char" w:type="character">
+    <w:name w:val="Heading 2 Char"/>
+    <w:basedOn w:val="DefaultParagraphFont"/>
+    <w:link w:val="Heading2"/>
+    <w:uiPriority w:val="9"/>
+    <w:semiHidden/>
+    <w:rsid w:val="00A10FD9"/>
     <w:rPr>
       <w:rFonts w:asciiTheme="majorHAnsi" w:cstheme="majorBidi" w:eastAsiaTheme="majorEastAsia" w:hAnsiTheme="majorHAnsi"/>
+      <w:color w:themeColor="accent1" w:themeShade="BF" w:val="0F4761"/>
+      <w:sz w:val="32"/>
+      <w:szCs w:val="32"/>
+    </w:rPr>
+  </w:style>
+  <w:style w:customStyle="1" w:styleId="Heading3Char" w:type="character">
+    <w:name w:val="Heading 3 Char"/>
+    <w:basedOn w:val="DefaultParagraphFont"/>
+    <w:link w:val="Heading3"/>
+    <w:uiPriority w:val="9"/>
+    <w:semiHidden/>
+    <w:rsid w:val="00A10FD9"/>
+    <w:rPr>
+      <w:rFonts w:cstheme="majorBidi" w:eastAsiaTheme="majorEastAsia"/>
+      <w:color w:themeColor="accent1" w:themeShade="BF" w:val="0F4761"/>
+      <w:sz w:val="28"/>
+      <w:szCs w:val="28"/>
+    </w:rPr>
+  </w:style>
+  <w:style w:customStyle="1" w:styleId="Heading4Char" w:type="character">
+    <w:name w:val="Heading 4 Char"/>
+    <w:basedOn w:val="DefaultParagraphFont"/>
+    <w:link w:val="Heading4"/>
+    <w:uiPriority w:val="9"/>
+    <w:semiHidden/>
+    <w:rsid w:val="00A10FD9"/>
+    <w:rPr>
+      <w:rFonts w:cstheme="majorBidi" w:eastAsiaTheme="majorEastAsia"/>
       <w:i/>
-      <w:bCs/>
-      <w:color w:themeColor="accent1" w:val="4F81BD"/>
-      <w:sz w:val="24"/>
-      <w:szCs w:val="24"/>
-    </w:rPr>
-  </w:style>
-  <w:style w:styleId="Heading5" w:type="paragraph">
-    <w:name w:val="Heading 5"/>
-    <w:basedOn w:val="Normal"/>
-    <w:next w:val="BodyText"/>
-    <w:uiPriority w:val="9"/>
-    <w:unhideWhenUsed/>
-    <w:qFormat/>
-    <w:pPr>
-      <w:keepNext/>
-      <w:keepLines/>
-      <w:spacing w:after="0" w:before="200"/>
-      <w:outlineLvl w:val="4"/>
-    </w:pPr>
-    <w:rPr>
-      <w:rFonts w:asciiTheme="majorHAnsi" w:cstheme="majorBidi" w:eastAsiaTheme="majorEastAsia" w:hAnsiTheme="majorHAnsi"/>
       <w:iCs/>
-      <w:color w:themeColor="accent1" w:val="4F81BD"/>
-      <w:sz w:val="24"/>
-      <w:szCs w:val="24"/>
-    </w:rPr>
-  </w:style>
-  <w:style w:styleId="Heading6" w:type="paragraph">
-    <w:name w:val="Heading 6"/>
-    <w:basedOn w:val="Normal"/>
-    <w:next w:val="BodyText"/>
-    <w:uiPriority w:val="9"/>
-    <w:unhideWhenUsed/>
-    <w:qFormat/>
-    <w:pPr>
-      <w:keepNext/>
-      <w:keepLines/>
-      <w:spacing w:after="0" w:before="200"/>
-      <w:outlineLvl w:val="5"/>
-    </w:pPr>
-    <w:rPr>
-      <w:rFonts w:asciiTheme="majorHAnsi" w:cstheme="majorBidi" w:eastAsiaTheme="majorEastAsia" w:hAnsiTheme="majorHAnsi"/>
-      <w:color w:themeColor="accent1" w:val="4F81BD"/>
-      <w:sz w:val="24"/>
-      <w:szCs w:val="24"/>
-    </w:rPr>
-  </w:style>
-  <w:style w:styleId="Heading7" w:type="paragraph">
-    <w:name w:val="Heading 7"/>
-    <w:basedOn w:val="Normal"/>
-    <w:next w:val="BodyText"/>
-    <w:uiPriority w:val="9"/>
-    <w:unhideWhenUsed/>
-    <w:qFormat/>
-    <w:pPr>
-      <w:keepNext/>
-      <w:keepLines/>
-      <w:spacing w:after="0" w:before="200"/>
-      <w:outlineLvl w:val="6"/>
-    </w:pPr>
-    <w:rPr>
-      <w:rFonts w:asciiTheme="majorHAnsi" w:cstheme="majorBidi" w:eastAsiaTheme="majorEastAsia" w:hAnsiTheme="majorHAnsi"/>
-      <w:color w:themeColor="accent1" w:val="4F81BD"/>
-      <w:sz w:val="24"/>
-      <w:szCs w:val="24"/>
-    </w:rPr>
-  </w:style>
-  <w:style w:styleId="Heading8" w:type="paragraph">
-    <w:name w:val="Heading 8"/>
-    <w:basedOn w:val="Normal"/>
-    <w:next w:val="BodyText"/>
-    <w:uiPriority w:val="9"/>
-    <w:unhideWhenUsed/>
-    <w:qFormat/>
-    <w:pPr>
-      <w:keepNext/>
-      <w:keepLines/>
-      <w:spacing w:after="0" w:before="200"/>
-      <w:outlineLvl w:val="7"/>
-    </w:pPr>
-    <w:rPr>
-      <w:rFonts w:asciiTheme="majorHAnsi" w:cstheme="majorBidi" w:eastAsiaTheme="majorEastAsia" w:hAnsiTheme="majorHAnsi"/>
-      <w:color w:themeColor="accent1" w:val="4F81BD"/>
-      <w:sz w:val="24"/>
-      <w:szCs w:val="24"/>
-    </w:rPr>
-  </w:style>
-  <w:style w:styleId="Heading9" w:type="paragraph">
-    <w:name w:val="Heading 9"/>
-    <w:basedOn w:val="Normal"/>
-    <w:next w:val="BodyText"/>
-    <w:uiPriority w:val="9"/>
-    <w:unhideWhenUsed/>
-    <w:qFormat/>
-    <w:pPr>
-      <w:keepNext/>
-      <w:keepLines/>
-      <w:spacing w:after="0" w:before="200"/>
-      <w:outlineLvl w:val="8"/>
-    </w:pPr>
-    <w:rPr>
-      <w:rFonts w:asciiTheme="majorHAnsi" w:cstheme="majorBidi" w:eastAsiaTheme="majorEastAsia" w:hAnsiTheme="majorHAnsi"/>
-      <w:color w:themeColor="accent1" w:val="4F81BD"/>
-      <w:sz w:val="24"/>
-      <w:szCs w:val="24"/>
+      <w:color w:themeColor="accent1" w:themeShade="BF" w:val="0F4761"/>
+    </w:rPr>
+  </w:style>
+  <w:style w:customStyle="1" w:styleId="Heading5Char" w:type="character">
+    <w:name w:val="Heading 5 Char"/>
+    <w:basedOn w:val="DefaultParagraphFont"/>
+    <w:link w:val="Heading5"/>
+    <w:uiPriority w:val="9"/>
+    <w:semiHidden/>
+    <w:rsid w:val="00A10FD9"/>
+    <w:rPr>
+      <w:rFonts w:cstheme="majorBidi" w:eastAsiaTheme="majorEastAsia"/>
+      <w:color w:themeColor="accent1" w:themeShade="BF" w:val="0F4761"/>
+    </w:rPr>
+  </w:style>
+  <w:style w:customStyle="1" w:styleId="Heading6Char" w:type="character">
+    <w:name w:val="Heading 6 Char"/>
+    <w:basedOn w:val="DefaultParagraphFont"/>
+    <w:link w:val="Heading6"/>
+    <w:uiPriority w:val="9"/>
+    <w:semiHidden/>
+    <w:rsid w:val="00A10FD9"/>
+    <w:rPr>
+      <w:rFonts w:cstheme="majorBidi" w:eastAsiaTheme="majorEastAsia"/>
+      <w:i/>
+      <w:iCs/>
+      <w:color w:themeColor="text1" w:themeTint="A6" w:val="595959"/>
+    </w:rPr>
+  </w:style>
+  <w:style w:customStyle="1" w:styleId="Heading7Char" w:type="character">
+    <w:name w:val="Heading 7 Char"/>
+    <w:basedOn w:val="DefaultParagraphFont"/>
+    <w:link w:val="Heading7"/>
+    <w:uiPriority w:val="9"/>
+    <w:semiHidden/>
+    <w:rsid w:val="00A10FD9"/>
+    <w:rPr>
+      <w:rFonts w:cstheme="majorBidi" w:eastAsiaTheme="majorEastAsia"/>
+      <w:color w:themeColor="text1" w:themeTint="A6" w:val="595959"/>
+    </w:rPr>
+  </w:style>
+  <w:style w:customStyle="1" w:styleId="Heading8Char" w:type="character">
+    <w:name w:val="Heading 8 Char"/>
+    <w:basedOn w:val="DefaultParagraphFont"/>
+    <w:link w:val="Heading8"/>
+    <w:uiPriority w:val="9"/>
+    <w:semiHidden/>
+    <w:rsid w:val="00A10FD9"/>
+    <w:rPr>
+      <w:rFonts w:cstheme="majorBidi" w:eastAsiaTheme="majorEastAsia"/>
+      <w:i/>
+      <w:iCs/>
+      <w:color w:themeColor="text1" w:themeTint="D8" w:val="272727"/>
+    </w:rPr>
+  </w:style>
+  <w:style w:customStyle="1" w:styleId="Heading9Char" w:type="character">
+    <w:name w:val="Heading 9 Char"/>
+    <w:basedOn w:val="DefaultParagraphFont"/>
+    <w:link w:val="Heading9"/>
+    <w:uiPriority w:val="9"/>
+    <w:semiHidden/>
+    <w:rsid w:val="00A10FD9"/>
+    <w:rPr>
+      <w:rFonts w:cstheme="majorBidi" w:eastAsiaTheme="majorEastAsia"/>
+      <w:color w:themeColor="text1" w:themeTint="D8" w:val="272727"/>
     </w:rPr>
   </w:style>
   <w:style w:styleId="BlockText" w:type="paragraph">
@@ -497,6 +673,18 @@
     <w:uiPriority w:val="9"/>
     <w:unhideWhenUsed/>
     <w:qFormat/>
+  </w:style>
+  <w:style w:styleId="FootnoteBlockText" w:type="paragraph">
+    <w:name w:val="Footnote Block Text"/>
+    <w:basedOn w:val="FootnoteText"/>
+    <w:next w:val="FootnoteText"/>
+    <w:uiPriority w:val="9"/>
+    <w:unhideWhenUsed/>
+    <w:qFormat/>
+    <w:pPr>
+      <w:spacing w:after="100" w:before="100"/>
+      <w:ind w:firstLine="0" w:left="480" w:right="480"/>
+    </w:pPr>
   </w:style>
   <w:style w:default="1" w:styleId="DefaultParagraphFont" w:type="character">
     <w:name w:val="Default Paragraph Font"/>
@@ -519,18 +707,11 @@
       </w:tblCellMar>
     </w:tblPr>
     <w:tblStylePr w:type="firstRow">
-      <w:tblPr>
-        <w:jc w:val="left"/>
-        <w:tblInd w:type="dxa" w:w="0"/>
-      </w:tblPr>
-      <w:trPr>
-        <w:jc w:val="left"/>
-      </w:trPr>
       <w:tcPr>
-        <w:vAlign w:val="bottom"/>
         <w:tcBorders>
           <w:bottom w:val="single"/>
         </w:tcBorders>
+        <w:vAlign w:val="bottom"/>
       </w:tcPr>
     </w:tblStylePr>
   </w:style>
@@ -646,9 +827,9 @@
     <w:name w:val="KeywordTok"/>
     <w:basedOn w:val="VerbatimChar"/>
     <w:rPr>
+      <w:b/>
       <w:color w:val="204a87"/>
       <w:shd w:val="clear" w:fill="f8f8f8"/>
-      <w:b/>
     </w:rPr>
   </w:style>
   <w:style w:type="character" w:customStyle="1" w:styleId="DataTypeTok">
@@ -687,7 +868,7 @@
     <w:name w:val="ConstantTok"/>
     <w:basedOn w:val="VerbatimChar"/>
     <w:rPr>
-      <w:color w:val="000000"/>
+      <w:color w:val="8f5902"/>
       <w:shd w:val="clear" w:fill="f8f8f8"/>
     </w:rPr>
   </w:style>
@@ -703,7 +884,8 @@
     <w:name w:val="SpecialCharTok"/>
     <w:basedOn w:val="VerbatimChar"/>
     <w:rPr>
-      <w:color w:val="000000"/>
+      <w:b/>
+      <w:color w:val="ce5c00"/>
       <w:shd w:val="clear" w:fill="f8f8f8"/>
     </w:rPr>
   </w:style>
@@ -742,39 +924,39 @@
     <w:name w:val="CommentTok"/>
     <w:basedOn w:val="VerbatimChar"/>
     <w:rPr>
+      <w:i/>
       <w:color w:val="8f5902"/>
       <w:shd w:val="clear" w:fill="f8f8f8"/>
-      <w:i/>
     </w:rPr>
   </w:style>
   <w:style w:type="character" w:customStyle="1" w:styleId="DocumentationTok">
     <w:name w:val="DocumentationTok"/>
     <w:basedOn w:val="VerbatimChar"/>
     <w:rPr>
-      <w:color w:val="8f5902"/>
-      <w:shd w:val="clear" w:fill="f8f8f8"/>
       <w:b/>
       <w:i/>
+      <w:color w:val="8f5902"/>
+      <w:shd w:val="clear" w:fill="f8f8f8"/>
     </w:rPr>
   </w:style>
   <w:style w:type="character" w:customStyle="1" w:styleId="AnnotationTok">
     <w:name w:val="AnnotationTok"/>
     <w:basedOn w:val="VerbatimChar"/>
     <w:rPr>
-      <w:color w:val="8f5902"/>
-      <w:shd w:val="clear" w:fill="f8f8f8"/>
       <w:b/>
       <w:i/>
+      <w:color w:val="8f5902"/>
+      <w:shd w:val="clear" w:fill="f8f8f8"/>
     </w:rPr>
   </w:style>
   <w:style w:type="character" w:customStyle="1" w:styleId="CommentVarTok">
     <w:name w:val="CommentVarTok"/>
     <w:basedOn w:val="VerbatimChar"/>
     <w:rPr>
-      <w:color w:val="8f5902"/>
-      <w:shd w:val="clear" w:fill="f8f8f8"/>
       <w:b/>
       <w:i/>
+      <w:color w:val="8f5902"/>
+      <w:shd w:val="clear" w:fill="f8f8f8"/>
     </w:rPr>
   </w:style>
   <w:style w:type="character" w:customStyle="1" w:styleId="OtherTok">
@@ -789,7 +971,8 @@
     <w:name w:val="FunctionTok"/>
     <w:basedOn w:val="VerbatimChar"/>
     <w:rPr>
-      <w:color w:val="000000"/>
+      <w:b/>
+      <w:color w:val="204a87"/>
       <w:shd w:val="clear" w:fill="f8f8f8"/>
     </w:rPr>
   </w:style>
@@ -805,18 +988,18 @@
     <w:name w:val="ControlFlowTok"/>
     <w:basedOn w:val="VerbatimChar"/>
     <w:rPr>
+      <w:b/>
       <w:color w:val="204a87"/>
       <w:shd w:val="clear" w:fill="f8f8f8"/>
-      <w:b/>
     </w:rPr>
   </w:style>
   <w:style w:type="character" w:customStyle="1" w:styleId="OperatorTok">
     <w:name w:val="OperatorTok"/>
     <w:basedOn w:val="VerbatimChar"/>
     <w:rPr>
+      <w:b/>
       <w:color w:val="ce5c00"/>
       <w:shd w:val="clear" w:fill="f8f8f8"/>
-      <w:b/>
     </w:rPr>
   </w:style>
   <w:style w:type="character" w:customStyle="1" w:styleId="BuiltInTok">
@@ -837,16 +1020,16 @@
     <w:name w:val="PreprocessorTok"/>
     <w:basedOn w:val="VerbatimChar"/>
     <w:rPr>
+      <w:i/>
       <w:color w:val="8f5902"/>
       <w:shd w:val="clear" w:fill="f8f8f8"/>
-      <w:i/>
     </w:rPr>
   </w:style>
   <w:style w:type="character" w:customStyle="1" w:styleId="AttributeTok">
     <w:name w:val="AttributeTok"/>
     <w:basedOn w:val="VerbatimChar"/>
     <w:rPr>
-      <w:color w:val="c4a000"/>
+      <w:color w:val="204a87"/>
       <w:shd w:val="clear" w:fill="f8f8f8"/>
     </w:rPr>
   </w:style>
@@ -861,20 +1044,20 @@
     <w:name w:val="InformationTok"/>
     <w:basedOn w:val="VerbatimChar"/>
     <w:rPr>
-      <w:color w:val="8f5902"/>
-      <w:shd w:val="clear" w:fill="f8f8f8"/>
       <w:b/>
       <w:i/>
+      <w:color w:val="8f5902"/>
+      <w:shd w:val="clear" w:fill="f8f8f8"/>
     </w:rPr>
   </w:style>
   <w:style w:type="character" w:customStyle="1" w:styleId="WarningTok">
     <w:name w:val="WarningTok"/>
     <w:basedOn w:val="VerbatimChar"/>
     <w:rPr>
-      <w:color w:val="8f5902"/>
-      <w:shd w:val="clear" w:fill="f8f8f8"/>
       <w:b/>
       <w:i/>
+      <w:color w:val="8f5902"/>
+      <w:shd w:val="clear" w:fill="f8f8f8"/>
     </w:rPr>
   </w:style>
   <w:style w:type="character" w:customStyle="1" w:styleId="AlertTok">
@@ -889,9 +1072,9 @@
     <w:name w:val="ErrorTok"/>
     <w:basedOn w:val="VerbatimChar"/>
     <w:rPr>
+      <w:b/>
       <w:color w:val="a40000"/>
       <w:shd w:val="clear" w:fill="f8f8f8"/>
-      <w:b/>
     </w:rPr>
   </w:style>
   <w:style w:type="character" w:customStyle="1" w:styleId="NormalTok">
@@ -915,44 +1098,44 @@
         <a:sysClr val="window" lastClr="FFFFFF"/>
       </a:lt1>
       <a:dk2>
-        <a:srgbClr val="1F497D"/>
+        <a:srgbClr val="0E2841"/>
       </a:dk2>
       <a:lt2>
-        <a:srgbClr val="EEECE1"/>
+        <a:srgbClr val="E8E8E8"/>
       </a:lt2>
       <a:accent1>
-        <a:srgbClr val="4F81BD"/>
+        <a:srgbClr val="156082"/>
       </a:accent1>
       <a:accent2>
-        <a:srgbClr val="C0504D"/>
+        <a:srgbClr val="E97132"/>
       </a:accent2>
       <a:accent3>
-        <a:srgbClr val="9BBB59"/>
+        <a:srgbClr val="196B24"/>
       </a:accent3>
       <a:accent4>
-        <a:srgbClr val="8064A2"/>
+        <a:srgbClr val="0F9ED5"/>
       </a:accent4>
       <a:accent5>
-        <a:srgbClr val="4BACC6"/>
+        <a:srgbClr val="A02B93"/>
       </a:accent5>
       <a:accent6>
-        <a:srgbClr val="F79646"/>
+        <a:srgbClr val="4EA72E"/>
       </a:accent6>
       <a:hlink>
-        <a:srgbClr val="0000FF"/>
+        <a:srgbClr val="467886"/>
       </a:hlink>
       <a:folHlink>
-        <a:srgbClr val="800080"/>
+        <a:srgbClr val="96607D"/>
       </a:folHlink>
     </a:clrScheme>
     <a:fontScheme name="Office">
       <a:majorFont>
-        <a:latin typeface="Calibri"/>
+        <a:latin typeface="Aptos Display" panose="02110004020202020204"/>
         <a:ea typeface=""/>
         <a:cs typeface=""/>
-        <a:font script="Jpan" typeface="ＭＳ ゴシック"/>
+        <a:font script="Jpan" typeface="游ゴシック Light"/>
         <a:font script="Hang" typeface="맑은 고딕"/>
-        <a:font script="Hans" typeface="宋体"/>
+        <a:font script="Hans" typeface="等线 Light"/>
         <a:font script="Hant" typeface="新細明體"/>
         <a:font script="Arab" typeface="Times New Roman"/>
         <a:font script="Hebr" typeface="Times New Roman"/>
@@ -979,14 +1162,32 @@
         <a:font script="Mong" typeface="Mongolian Baiti"/>
         <a:font script="Viet" typeface="Times New Roman"/>
         <a:font script="Uigh" typeface="Microsoft Uighur"/>
+        <a:font script="Geor" typeface="Sylfaen"/>
+        <a:font script="Armn" typeface="Arial"/>
+        <a:font script="Bugi" typeface="Leelawadee UI"/>
+        <a:font script="Bopo" typeface="Microsoft JhengHei"/>
+        <a:font script="Java" typeface="Javanese Text"/>
+        <a:font script="Lisu" typeface="Segoe UI"/>
+        <a:font script="Mymr" typeface="Myanmar Text"/>
+        <a:font script="Nkoo" typeface="Ebrima"/>
+        <a:font script="Olck" typeface="Nirmala UI"/>
+        <a:font script="Osma" typeface="Ebrima"/>
+        <a:font script="Phag" typeface="Phagspa"/>
+        <a:font script="Syrn" typeface="Estrangelo Edessa"/>
+        <a:font script="Syrj" typeface="Estrangelo Edessa"/>
+        <a:font script="Syre" typeface="Estrangelo Edessa"/>
+        <a:font script="Sora" typeface="Nirmala UI"/>
+        <a:font script="Tale" typeface="Microsoft Tai Le"/>
+        <a:font script="Talu" typeface="Microsoft New Tai Lue"/>
+        <a:font script="Tfng" typeface="Ebrima"/>
       </a:majorFont>
       <a:minorFont>
-        <a:latin typeface="Cambria"/>
+        <a:latin typeface="Aptos" panose="02110004020202020204"/>
         <a:ea typeface=""/>
         <a:cs typeface=""/>
-        <a:font script="Jpan" typeface="ＭＳ 明朝"/>
+        <a:font script="Jpan" typeface="游明朝"/>
         <a:font script="Hang" typeface="맑은 고딕"/>
-        <a:font script="Hans" typeface="宋体"/>
+        <a:font script="Hans" typeface="等线"/>
         <a:font script="Hant" typeface="新細明體"/>
         <a:font script="Arab" typeface="Arial"/>
         <a:font script="Hebr" typeface="Arial"/>
@@ -1013,6 +1214,24 @@
         <a:font script="Mong" typeface="Mongolian Baiti"/>
         <a:font script="Viet" typeface="Arial"/>
         <a:font script="Uigh" typeface="Microsoft Uighur"/>
+        <a:font script="Geor" typeface="Sylfaen"/>
+        <a:font script="Armn" typeface="Arial"/>
+        <a:font script="Bugi" typeface="Leelawadee UI"/>
+        <a:font script="Bopo" typeface="Microsoft JhengHei"/>
+        <a:font script="Java" typeface="Javanese Text"/>
+        <a:font script="Lisu" typeface="Segoe UI"/>
+        <a:font script="Mymr" typeface="Myanmar Text"/>
+        <a:font script="Nkoo" typeface="Ebrima"/>
+        <a:font script="Olck" typeface="Nirmala UI"/>
+        <a:font script="Osma" typeface="Ebrima"/>
+        <a:font script="Phag" typeface="Phagspa"/>
+        <a:font script="Syrn" typeface="Estrangelo Edessa"/>
+        <a:font script="Syrj" typeface="Estrangelo Edessa"/>
+        <a:font script="Syre" typeface="Estrangelo Edessa"/>
+        <a:font script="Sora" typeface="Nirmala UI"/>
+        <a:font script="Tale" typeface="Microsoft Tai Le"/>
+        <a:font script="Talu" typeface="Microsoft New Tai Lue"/>
+        <a:font script="Tfng" typeface="Ebrima"/>
       </a:minorFont>
     </a:fontScheme>
     <a:fmtScheme name="Office">
@@ -1024,200 +1243,141 @@
           <a:gsLst>
             <a:gs pos="0">
               <a:schemeClr val="phClr">
-                <a:tint val="50000"/>
-                <a:satMod val="300000"/>
+                <a:lumMod val="110000"/>
+                <a:satMod val="105000"/>
+                <a:tint val="67000"/>
               </a:schemeClr>
             </a:gs>
-            <a:gs pos="35000">
+            <a:gs pos="50000">
               <a:schemeClr val="phClr">
-                <a:tint val="37000"/>
-                <a:satMod val="300000"/>
+                <a:lumMod val="105000"/>
+                <a:satMod val="103000"/>
+                <a:tint val="73000"/>
               </a:schemeClr>
             </a:gs>
             <a:gs pos="100000">
               <a:schemeClr val="phClr">
-                <a:tint val="15000"/>
-                <a:satMod val="350000"/>
+                <a:lumMod val="105000"/>
+                <a:satMod val="109000"/>
+                <a:tint val="81000"/>
               </a:schemeClr>
             </a:gs>
           </a:gsLst>
-          <a:lin ang="16200000" scaled="1"/>
+          <a:lin ang="5400000" scaled="0"/>
         </a:gradFill>
         <a:gradFill rotWithShape="1">
           <a:gsLst>
             <a:gs pos="0">
               <a:schemeClr val="phClr">
-                <a:tint val="100000"/>
+                <a:satMod val="103000"/>
+                <a:lumMod val="102000"/>
+                <a:tint val="94000"/>
+              </a:schemeClr>
+            </a:gs>
+            <a:gs pos="50000">
+              <a:schemeClr val="phClr">
+                <a:satMod val="110000"/>
+                <a:lumMod val="100000"/>
                 <a:shade val="100000"/>
-                <a:satMod val="130000"/>
               </a:schemeClr>
             </a:gs>
             <a:gs pos="100000">
               <a:schemeClr val="phClr">
-                <a:tint val="50000"/>
-                <a:shade val="100000"/>
-                <a:satMod val="350000"/>
+                <a:lumMod val="99000"/>
+                <a:satMod val="120000"/>
+                <a:shade val="78000"/>
               </a:schemeClr>
             </a:gs>
           </a:gsLst>
-          <a:lin ang="16200000" scaled="0"/>
+          <a:lin ang="5400000" scaled="0"/>
         </a:gradFill>
       </a:fillStyleLst>
       <a:lnStyleLst>
-        <a:ln w="9525" cap="flat" cmpd="sng" algn="ctr">
-          <a:solidFill>
-            <a:schemeClr val="phClr">
-              <a:shade val="95000"/>
-              <a:satMod val="105000"/>
-            </a:schemeClr>
-          </a:solidFill>
-          <a:prstDash val="solid"/>
-        </a:ln>
-        <a:ln w="25400" cap="flat" cmpd="sng" algn="ctr">
+        <a:ln w="6350" cap="flat" cmpd="sng" algn="ctr">
           <a:solidFill>
             <a:schemeClr val="phClr"/>
           </a:solidFill>
           <a:prstDash val="solid"/>
+          <a:miter lim="800000"/>
         </a:ln>
-        <a:ln w="38100" cap="flat" cmpd="sng" algn="ctr">
+        <a:ln w="12700" cap="flat" cmpd="sng" algn="ctr">
           <a:solidFill>
             <a:schemeClr val="phClr"/>
           </a:solidFill>
           <a:prstDash val="solid"/>
+          <a:miter lim="800000"/>
+        </a:ln>
+        <a:ln w="19050" cap="flat" cmpd="sng" algn="ctr">
+          <a:solidFill>
+            <a:schemeClr val="phClr"/>
+          </a:solidFill>
+          <a:prstDash val="solid"/>
+          <a:miter lim="800000"/>
         </a:ln>
       </a:lnStyleLst>
       <a:effectStyleLst>
         <a:effectStyle>
+          <a:effectLst/>
+        </a:effectStyle>
+        <a:effectStyle>
+          <a:effectLst/>
+        </a:effectStyle>
+        <a:effectStyle>
           <a:effectLst>
-            <a:outerShdw blurRad="40000" dist="20000" dir="5400000" rotWithShape="0">
+            <a:outerShdw blurRad="57150" dist="19050" dir="5400000" algn="ctr" rotWithShape="0">
               <a:srgbClr val="000000">
-                <a:alpha val="38000"/>
+                <a:alpha val="63000"/>
               </a:srgbClr>
             </a:outerShdw>
           </a:effectLst>
-        </a:effectStyle>
-        <a:effectStyle>
-          <a:effectLst>
-            <a:outerShdw blurRad="40000" dist="23000" dir="5400000" rotWithShape="0">
-              <a:srgbClr val="000000">
-                <a:alpha val="35000"/>
-              </a:srgbClr>
-            </a:outerShdw>
-          </a:effectLst>
-        </a:effectStyle>
-        <a:effectStyle>
-          <a:effectLst>
-            <a:outerShdw blurRad="40000" dist="23000" dir="5400000" rotWithShape="0">
-              <a:srgbClr val="000000">
-                <a:alpha val="35000"/>
-              </a:srgbClr>
-            </a:outerShdw>
-          </a:effectLst>
-          <a:scene3d>
-            <a:camera prst="orthographicFront">
-              <a:rot lat="0" lon="0" rev="0"/>
-            </a:camera>
-            <a:lightRig rig="threePt" dir="t">
-              <a:rot lat="0" lon="0" rev="1200000"/>
-            </a:lightRig>
-          </a:scene3d>
-          <a:sp3d>
-            <a:bevelT w="63500" h="25400"/>
-          </a:sp3d>
         </a:effectStyle>
       </a:effectStyleLst>
       <a:bgFillStyleLst>
         <a:solidFill>
           <a:schemeClr val="phClr"/>
         </a:solidFill>
+        <a:solidFill>
+          <a:schemeClr val="phClr">
+            <a:tint val="95000"/>
+            <a:satMod val="170000"/>
+          </a:schemeClr>
+        </a:solidFill>
         <a:gradFill rotWithShape="1">
           <a:gsLst>
             <a:gs pos="0">
               <a:schemeClr val="phClr">
-                <a:tint val="40000"/>
-                <a:satMod val="350000"/>
+                <a:tint val="93000"/>
+                <a:satMod val="150000"/>
+                <a:shade val="98000"/>
+                <a:lumMod val="102000"/>
               </a:schemeClr>
             </a:gs>
-            <a:gs pos="40000">
+            <a:gs pos="50000">
               <a:schemeClr val="phClr">
-                <a:tint val="45000"/>
-                <a:shade val="99000"/>
-                <a:satMod val="350000"/>
+                <a:tint val="98000"/>
+                <a:satMod val="130000"/>
+                <a:shade val="90000"/>
+                <a:lumMod val="103000"/>
               </a:schemeClr>
             </a:gs>
             <a:gs pos="100000">
               <a:schemeClr val="phClr">
-                <a:shade val="20000"/>
-                <a:satMod val="255000"/>
+                <a:shade val="63000"/>
+                <a:satMod val="120000"/>
               </a:schemeClr>
             </a:gs>
           </a:gsLst>
-          <a:path path="circle">
-            <a:fillToRect l="50000" t="-80000" r="50000" b="180000"/>
-          </a:path>
-        </a:gradFill>
-        <a:gradFill rotWithShape="1">
-          <a:gsLst>
-            <a:gs pos="0">
-              <a:schemeClr val="phClr">
-                <a:tint val="80000"/>
-                <a:satMod val="300000"/>
-              </a:schemeClr>
-            </a:gs>
-            <a:gs pos="100000">
-              <a:schemeClr val="phClr">
-                <a:shade val="30000"/>
-                <a:satMod val="200000"/>
-              </a:schemeClr>
-            </a:gs>
-          </a:gsLst>
-          <a:path path="circle">
-            <a:fillToRect l="50000" t="50000" r="50000" b="50000"/>
-          </a:path>
+          <a:lin ang="5400000" scaled="0"/>
         </a:gradFill>
       </a:bgFillStyleLst>
     </a:fmtScheme>
   </a:themeElements>
-  <a:objectDefaults>
-    <a:spDef>
-      <a:spPr/>
-      <a:bodyPr/>
-      <a:lstStyle/>
-      <a:style>
-        <a:lnRef idx="1">
-          <a:schemeClr val="accent1"/>
-        </a:lnRef>
-        <a:fillRef idx="3">
-          <a:schemeClr val="accent1"/>
-        </a:fillRef>
-        <a:effectRef idx="2">
-          <a:schemeClr val="accent1"/>
-        </a:effectRef>
-        <a:fontRef idx="minor">
-          <a:schemeClr val="lt1"/>
-        </a:fontRef>
-      </a:style>
-    </a:spDef>
-    <a:lnDef>
-      <a:spPr/>
-      <a:bodyPr/>
-      <a:lstStyle/>
-      <a:style>
-        <a:lnRef idx="2">
-          <a:schemeClr val="accent1"/>
-        </a:lnRef>
-        <a:fillRef idx="0">
-          <a:schemeClr val="accent1"/>
-        </a:fillRef>
-        <a:effectRef idx="1">
-          <a:schemeClr val="accent1"/>
-        </a:effectRef>
-        <a:fontRef idx="minor">
-          <a:schemeClr val="tx1"/>
-        </a:fontRef>
-      </a:style>
-    </a:lnDef>
-  </a:objectDefaults>
+  <a:objectDefaults/>
   <a:extraClrSchemeLst/>
+  <a:extLst>
+    <a:ext uri="{05A4C25C-085E-4340-85A3-A5531E510DB2}">
+      <thm15:themeFamily xmlns:thm15="http://schemas.microsoft.com/office/thememl/2012/main" name="Office Theme" id="{2E142A2C-CD16-42D6-873A-C26D2A0506FA}" vid="{1BDDFF52-6CD6-40A5-AB3C-68EB2F1E4D0A}"/>
+    </a:ext>
+  </a:extLst>
 </a:theme>
 </file>